--- a/reports/documents/Report_4_Final_Report.docx
+++ b/reports/documents/Report_4_Final_Report.docx
@@ -2,8 +2,107 @@
 <file path=word/document.xml><?xml version="1.0" encoding="utf-8"?>
 <w:document xmlns:wpc="http://schemas.microsoft.com/office/word/2010/wordprocessingCanvas" xmlns:mo="http://schemas.microsoft.com/office/mac/office/2008/main" xmlns:mc="http://schemas.openxmlformats.org/markup-compatibility/2006" xmlns:mv="urn:schemas-microsoft-com:mac:vml" xmlns:o="urn:schemas-microsoft-com:office:office" xmlns:r="http://schemas.openxmlformats.org/officeDocument/2006/relationships" xmlns:m="http://schemas.openxmlformats.org/officeDocument/2006/math" xmlns:v="urn:schemas-microsoft-com:vml" xmlns:wp14="http://schemas.microsoft.com/office/word/2010/wordprocessingDrawing" xmlns:wp="http://schemas.openxmlformats.org/drawingml/2006/wordprocessingDrawing" xmlns:w10="urn:schemas-microsoft-com:office:word" xmlns:w="http://schemas.openxmlformats.org/wordprocessingml/2006/main" xmlns:w14="http://schemas.microsoft.com/office/word/2010/wordml" xmlns:wpg="http://schemas.microsoft.com/office/word/2010/wordprocessingGroup" xmlns:wpi="http://schemas.microsoft.com/office/word/2010/wordprocessingInk" xmlns:wne="http://schemas.microsoft.com/office/word/2006/wordml" xmlns:wps="http://schemas.microsoft.com/office/word/2010/wordprocessingShape" mc:Ignorable="w14 wp14">
   <w:body>
-    <w:p/>
-    <w:p/>
+    <w:p>
+      <w:r>
+        <w:rPr>
+          <w:rFonts w:ascii="Times New Roman" w:hAnsi="Times New Roman" w:eastAsia="Times New Roman"/>
+          <w:b/>
+          <w:color w:val="1A365D"/>
+          <w:sz w:val="24"/>
+        </w:rPr>
+        <w:t>Thông tin dự án &amp; mã nguồn</w:t>
+      </w:r>
+    </w:p>
+    <w:p>
+      <w:r>
+        <w:rPr>
+          <w:rFonts w:ascii="Times New Roman" w:hAnsi="Times New Roman" w:eastAsia="Times New Roman"/>
+          <w:b w:val="0"/>
+          <w:sz w:val="22"/>
+        </w:rPr>
+        <w:t>Môn học: DPL302m – Deep Learning | Trường: FPT University | Nhóm 7</w:t>
+      </w:r>
+    </w:p>
+    <w:p>
+      <w:r>
+        <w:rPr>
+          <w:rFonts w:ascii="Times New Roman" w:hAnsi="Times New Roman" w:eastAsia="Times New Roman"/>
+          <w:b w:val="0"/>
+          <w:sz w:val="22"/>
+        </w:rPr>
+        <w:t xml:space="preserve">Thành viên: Đỗ Manh Chung , Đồng Minh Đức , Phạm Hoàng Hải , Trần Lê Sơn </w:t>
+      </w:r>
+    </w:p>
+    <w:p>
+      <w:r>
+        <w:rPr>
+          <w:rFonts w:ascii="Times New Roman" w:hAnsi="Times New Roman" w:eastAsia="Times New Roman"/>
+          <w:b/>
+          <w:color w:val="1A365D"/>
+          <w:sz w:val="22"/>
+        </w:rPr>
+        <w:t>Repository (GitHub): https://github.com/Therockycloud/PDL302m_project</w:t>
+      </w:r>
+    </w:p>
+    <w:p>
+      <w:r>
+        <w:rPr>
+          <w:rFonts w:ascii="Times New Roman" w:hAnsi="Times New Roman" w:eastAsia="Times New Roman"/>
+          <w:b w:val="0"/>
+          <w:sz w:val="22"/>
+        </w:rPr>
+        <w:t>Clone: git clone https://github.com/Therockycloud/PDL302m_project.git</w:t>
+      </w:r>
+    </w:p>
+    <w:p>
+      <w:r>
+        <w:rPr>
+          <w:rFonts w:ascii="Times New Roman" w:hAnsi="Times New Roman" w:eastAsia="Times New Roman"/>
+          <w:b w:val="0"/>
+          <w:sz w:val="22"/>
+        </w:rPr>
+        <w:t>Nhánh chính: main</w:t>
+      </w:r>
+    </w:p>
+    <w:p>
+      <w:r>
+        <w:rPr>
+          <w:rFonts w:ascii="Times New Roman" w:hAnsi="Times New Roman" w:eastAsia="Times New Roman"/>
+          <w:b w:val="0"/>
+          <w:sz w:val="22"/>
+        </w:rPr>
+        <w:t>README / hướng dẫn chạy: https://github.com/Therockycloud/PDL302m_project/blob/main/README.md</w:t>
+      </w:r>
+    </w:p>
+    <w:p>
+      <w:r>
+        <w:rPr>
+          <w:rFonts w:ascii="Times New Roman" w:hAnsi="Times New Roman" w:eastAsia="Times New Roman"/>
+          <w:b w:val="0"/>
+          <w:sz w:val="22"/>
+        </w:rPr>
+        <w:t>Bảng đóng góp: https://github.com/Therockycloud/PDL302m_project/blob/main/reports/documents/Bang_Dong_Gop_Du_An.md</w:t>
+      </w:r>
+    </w:p>
+    <w:p>
+      <w:r>
+        <w:rPr>
+          <w:rFonts w:ascii="Times New Roman" w:hAnsi="Times New Roman" w:eastAsia="Times New Roman"/>
+          <w:b w:val="0"/>
+          <w:sz w:val="22"/>
+        </w:rPr>
+        <w:t>Slides Swiss R4: https://github.com/Therockycloud/PDL302m_project/tree/main/reports/presentations/swiss_r4</w:t>
+      </w:r>
+    </w:p>
+    <w:p>
+      <w:r>
+        <w:rPr>
+          <w:rFonts w:ascii="Times New Roman" w:hAnsi="Times New Roman" w:eastAsia="Times New Roman"/>
+          <w:b w:val="0"/>
+          <w:sz w:val="22"/>
+        </w:rPr>
+      </w:r>
+    </w:p>
     <w:p>
       <w:pPr>
         <w:jc w:val="center"/>
@@ -125,7 +224,7 @@
           <w:color w:val="000000"/>
           <w:sz w:val="22"/>
         </w:rPr>
-        <w:t>Đỗ Manh Chung - HE201350</w:t>
+        <w:t>Đỗ Manh Chung</w:t>
       </w:r>
     </w:p>
     <w:p>
@@ -140,7 +239,7 @@
           <w:color w:val="000000"/>
           <w:sz w:val="22"/>
         </w:rPr>
-        <w:t>Đồng Minh Đức - HE201707</w:t>
+        <w:t>Đồng Minh Đức</w:t>
       </w:r>
     </w:p>
     <w:p>
@@ -155,7 +254,7 @@
           <w:color w:val="000000"/>
           <w:sz w:val="22"/>
         </w:rPr>
-        <w:t>Phạm Hoàng Hải - HE201680</w:t>
+        <w:t>Phạm Hoàng Hải</w:t>
       </w:r>
     </w:p>
     <w:p>
@@ -170,7 +269,7 @@
           <w:color w:val="000000"/>
           <w:sz w:val="22"/>
         </w:rPr>
-        <w:t>Trần Lê Sơn - HE200407</w:t>
+        <w:t>Trần Lê Sơn</w:t>
       </w:r>
     </w:p>
     <w:p/>
@@ -5484,6 +5583,69 @@
         <w:t xml:space="preserve"> Pilot vận hành: mở rộng CSDL và luồng demo camera đồng bộ.</w:t>
       </w:r>
     </w:p>
+    <w:p>
+      <w:r>
+        <w:rPr>
+          <w:rFonts w:ascii="Times New Roman" w:hAnsi="Times New Roman" w:eastAsia="Times New Roman"/>
+          <w:b/>
+          <w:color w:val="1A365D"/>
+          <w:sz w:val="28"/>
+        </w:rPr>
+        <w:t>Nguồn mã và tài liệu công khai</w:t>
+      </w:r>
+    </w:p>
+    <w:p>
+      <w:pPr>
+        <w:pStyle w:val="ListBullet"/>
+      </w:pPr>
+      <w:r>
+        <w:rPr>
+          <w:rFonts w:ascii="Times New Roman" w:hAnsi="Times New Roman" w:eastAsia="Times New Roman"/>
+          <w:b w:val="0"/>
+          <w:sz w:val="22"/>
+        </w:rPr>
+        <w:t>GitHub: https://github.com/Therockycloud/PDL302m_project</w:t>
+      </w:r>
+    </w:p>
+    <w:p>
+      <w:pPr>
+        <w:pStyle w:val="ListBullet"/>
+      </w:pPr>
+      <w:r>
+        <w:rPr>
+          <w:rFonts w:ascii="Times New Roman" w:hAnsi="Times New Roman" w:eastAsia="Times New Roman"/>
+          <w:b w:val="0"/>
+          <w:sz w:val="22"/>
+        </w:rPr>
+        <w:t>Clone: git clone https://github.com/Therockycloud/PDL302m_project.git</w:t>
+      </w:r>
+    </w:p>
+    <w:p>
+      <w:pPr>
+        <w:pStyle w:val="ListBullet"/>
+      </w:pPr>
+      <w:r>
+        <w:rPr>
+          <w:rFonts w:ascii="Times New Roman" w:hAnsi="Times New Roman" w:eastAsia="Times New Roman"/>
+          <w:b w:val="0"/>
+          <w:sz w:val="22"/>
+        </w:rPr>
+        <w:t>Chạy nhanh: xem README tại https://github.com/Therockycloud/PDL302m_project/blob/main/README.md</w:t>
+      </w:r>
+    </w:p>
+    <w:p>
+      <w:pPr>
+        <w:pStyle w:val="ListBullet"/>
+      </w:pPr>
+      <w:r>
+        <w:rPr>
+          <w:rFonts w:ascii="Times New Roman" w:hAnsi="Times New Roman" w:eastAsia="Times New Roman"/>
+          <w:b w:val="0"/>
+          <w:sz w:val="22"/>
+        </w:rPr>
+        <w:t>Phân công / đóng góp: https://github.com/Therockycloud/PDL302m_project/blob/main/reports/documents/Bang_Dong_Gop_Du_An.md</w:t>
+      </w:r>
+    </w:p>
     <w:sectPr>
       <w:pgSz w:w="12240" w:h="15840"/>
       <w:pgMar w:top="1134" w:right="1134" w:bottom="1134" w:left="1417" w:header="720" w:footer="720" w:gutter="0"/>
